--- a/Задача від 21.10 знайти доки/Переклад/20251226_Complaint_against_inactivity_of_Safaryan_regarding_failure_to_change_jurisdiction.docx
+++ b/Задача від 21.10 знайти доки/Переклад/20251226_Complaint_against_inactivity_of_Safaryan_regarding_failure_to_change_jurisdiction.docx
@@ -549,6 +549,45 @@
     </w:p>
     <w:p>
       <w:pPr>
+        <w:spacing w:after="120" w:line="240" w:lineRule="auto" w:before="0"/>
+        <w:jc w:val="center"/>
+        <w:rPr>
+          <w:rFonts w:ascii="Cambria" w:hAnsi="Cambria"/>
+          <w:b/>
+          <w:color w:val="000000" w:themeColor="text1"/>
+          <w:lang w:val="uk-UA"/>
+        </w:rPr>
+      </w:pPr>
+      <w:r/>
+      <w:r>
+        <w:rPr>
+          <w:rFonts w:ascii="Cambria" w:hAnsi="Cambria"/>
+          <w:b/>
+          <w:i w:val="0"/>
+        </w:rPr>
+        <w:t>COMPLAINT</w:t>
+        <w:br/>
+      </w:r>
+      <w:r>
+        <w:rPr>
+          <w:rFonts w:ascii="Cambria" w:hAnsi="Cambria"/>
+          <w:b/>
+          <w:i w:val="0"/>
+        </w:rPr>
+        <w:t>against inactivity of the prosecutor regarding failure to adopt a decision to change investigative jurisdiction</w:t>
+        <w:br/>
+      </w:r>
+      <w:r>
+        <w:rPr>
+          <w:rFonts w:ascii="Cambria" w:hAnsi="Cambria"/>
+          <w:b w:val="0"/>
+          <w:i/>
+        </w:rPr>
+        <w:t>(pursuant to paragraph 1 of Part 1 of Article 303 of the CPC of Ukraine)</w:t>
+      </w:r>
+    </w:p>
+    <w:p>
+      <w:pPr>
         <w:spacing w:after="0" w:line="240" w:lineRule="auto"/>
         <w:jc w:val="center"/>
         <w:rPr>
@@ -558,49 +597,10 @@
           <w:lang w:val="uk-UA"/>
         </w:rPr>
       </w:pPr>
-      <w:r/>
-      <w:r>
-        <w:rPr>
-          <w:rFonts w:ascii="Cambria" w:hAnsi="Cambria"/>
-          <w:b/>
-          <w:i w:val="0"/>
-        </w:rPr>
-        <w:t>COMPLAINT</w:t>
-        <w:br/>
-      </w:r>
-      <w:r>
-        <w:rPr>
-          <w:rFonts w:ascii="Cambria" w:hAnsi="Cambria"/>
-          <w:b/>
-          <w:i w:val="0"/>
-        </w:rPr>
-        <w:t>against inactivity of the prosecutor regarding failure to adopt a decision to change investigative jurisdiction</w:t>
-        <w:br/>
-      </w:r>
-      <w:r>
-        <w:rPr>
-          <w:rFonts w:ascii="Cambria" w:hAnsi="Cambria"/>
-          <w:b w:val="0"/>
-          <w:i/>
-        </w:rPr>
-        <w:t>(pursuant to paragraph 1 of Part 1 of Article 303 of the CPC of Ukraine)</w:t>
-      </w:r>
-    </w:p>
-    <w:p>
-      <w:pPr>
-        <w:spacing w:after="0" w:line="240" w:lineRule="auto"/>
-        <w:jc w:val="center"/>
-        <w:rPr>
-          <w:rFonts w:ascii="Cambria" w:hAnsi="Cambria"/>
-          <w:b/>
-          <w:color w:val="000000" w:themeColor="text1"/>
-          <w:lang w:val="uk-UA"/>
-        </w:rPr>
-      </w:pPr>
-    </w:p>
-    <w:p>
-      <w:pPr>
-        <w:spacing w:before="120" w:after="0" w:line="240" w:lineRule="auto"/>
+    </w:p>
+    <w:p>
+      <w:pPr>
+        <w:spacing w:before="120" w:after="120" w:line="240" w:lineRule="auto"/>
         <w:jc w:val="both"/>
         <w:rPr>
           <w:rFonts w:ascii="Cambria" w:eastAsia="Times New Roman" w:hAnsi="Cambria" w:cs="Times New Roman"/>
@@ -620,7 +620,7 @@
     </w:p>
     <w:p>
       <w:pPr>
-        <w:spacing w:before="120" w:after="0" w:line="240" w:lineRule="auto"/>
+        <w:spacing w:before="120" w:after="120" w:line="240" w:lineRule="auto"/>
         <w:jc w:val="both"/>
         <w:rPr>
           <w:rFonts w:ascii="Cambria" w:eastAsia="Calibri" w:hAnsi="Cambria" w:cstheme="minorHAnsi"/>
@@ -658,7 +658,7 @@
           <w:ilvl w:val="0"/>
           <w:numId w:val="1"/>
         </w:numPr>
-        <w:spacing w:before="120" w:after="0" w:line="240" w:lineRule="auto"/>
+        <w:spacing w:before="120" w:after="120" w:line="240" w:lineRule="auto"/>
         <w:ind w:left="0" w:hanging="567"/>
         <w:contextualSpacing w:val="0"/>
         <w:jc w:val="both"/>
@@ -682,7 +682,7 @@
     </w:p>
     <w:p>
       <w:pPr>
-        <w:spacing w:before="120" w:after="0" w:line="240" w:lineRule="auto"/>
+        <w:spacing w:before="120" w:after="120" w:line="240" w:lineRule="auto"/>
         <w:jc w:val="both"/>
         <w:rPr>
           <w:rFonts w:ascii="Cambria" w:hAnsi="Cambria"/>
@@ -697,12 +697,12 @@
           <w:b w:val="0"/>
           <w:i w:val="0"/>
         </w:rPr>
-        <w:t>Investigators of the Main Investigation Directorate of the Security Service of Ukraine (hereinafter – MID SSU) conduct pre-trial investigation of Criminal Proceeding No. 22017000000000272 dated 06.07.2017 (hereinafter – Criminal Proceeding, Annex 3).</w:t>
-      </w:r>
-    </w:p>
-    <w:p>
-      <w:pPr>
-        <w:spacing w:before="120" w:after="0" w:line="240" w:lineRule="auto"/>
+        <w:t>Investigators of the Main Investigation Directorate of the Security Service of Ukraine (hereinafter – MID SSU) conduct pre-trial investigation of Criminal Proceeding No. 22017000000000272 dated 6 July 2017 (hereinafter – Criminal Proceeding, Annex 3).</w:t>
+      </w:r>
+    </w:p>
+    <w:p>
+      <w:pPr>
+        <w:spacing w:before="120" w:after="120" w:line="240" w:lineRule="auto"/>
         <w:jc w:val="both"/>
         <w:rPr>
           <w:rFonts w:ascii="Cambria" w:hAnsi="Cambria"/>
@@ -722,7 +722,7 @@
     </w:p>
     <w:p>
       <w:pPr>
-        <w:spacing w:before="120" w:after="0" w:line="240" w:lineRule="auto"/>
+        <w:spacing w:before="120" w:after="120" w:line="240" w:lineRule="auto"/>
         <w:jc w:val="both"/>
         <w:rPr>
           <w:rFonts w:ascii="Cambria" w:hAnsi="Cambria"/>
@@ -742,7 +742,7 @@
     </w:p>
     <w:p>
       <w:pPr>
-        <w:spacing w:before="120" w:after="0" w:line="240" w:lineRule="auto"/>
+        <w:spacing w:before="120" w:after="120" w:line="240" w:lineRule="auto"/>
         <w:jc w:val="both"/>
         <w:rPr>
           <w:rFonts w:ascii="Cambria" w:hAnsi="Cambria"/>
@@ -762,7 +762,7 @@
     </w:p>
     <w:p>
       <w:pPr>
-        <w:spacing w:before="120" w:after="0" w:line="240" w:lineRule="auto"/>
+        <w:spacing w:before="120" w:after="120" w:line="240" w:lineRule="auto"/>
         <w:jc w:val="both"/>
         <w:rPr>
           <w:rFonts w:ascii="Cambria" w:eastAsia="Calibri" w:hAnsi="Cambria" w:cs="Times New Roman"/>
@@ -776,12 +776,12 @@
           <w:b w:val="0"/>
           <w:i w:val="0"/>
         </w:rPr>
-        <w:t>At the same time, the crimes incriminated by the investigation against V.O. Boguslayev were allegedly committed during the period of his tenure as a People's Deputy of Ukraine – 25.05.2006–29.08.2019.</w:t>
-      </w:r>
-    </w:p>
-    <w:p>
-      <w:pPr>
-        <w:spacing w:before="120" w:after="0" w:line="240" w:lineRule="auto"/>
+        <w:t>At the same time, the crimes incriminated by the investigation against V.O. Boguslayev were allegedly committed during the period of his tenure as a People's Deputy of Ukraine – 25 May 2006–29 August 2019.</w:t>
+      </w:r>
+    </w:p>
+    <w:p>
+      <w:pPr>
+        <w:spacing w:before="120" w:after="120" w:line="240" w:lineRule="auto"/>
         <w:jc w:val="both"/>
         <w:rPr>
           <w:rFonts w:ascii="Cambria" w:eastAsia="Calibri" w:hAnsi="Cambria" w:cs="Times New Roman"/>
@@ -801,7 +801,7 @@
     <w:p>
       <w:pPr>
         <w:pStyle w:val="a3"/>
-        <w:spacing w:before="120" w:after="0" w:line="240" w:lineRule="auto"/>
+        <w:spacing w:before="120" w:after="120" w:line="240" w:lineRule="auto"/>
         <w:ind w:left="0"/>
         <w:contextualSpacing w:val="0"/>
         <w:jc w:val="both"/>
@@ -824,7 +824,7 @@
     <w:p>
       <w:pPr>
         <w:pStyle w:val="a3"/>
-        <w:spacing w:before="120" w:after="0" w:line="240" w:lineRule="auto"/>
+        <w:spacing w:before="120" w:after="120" w:line="240" w:lineRule="auto"/>
         <w:ind w:left="0"/>
         <w:contextualSpacing w:val="0"/>
         <w:jc w:val="both"/>
@@ -867,7 +867,7 @@
           <w:ilvl w:val="0"/>
           <w:numId w:val="1"/>
         </w:numPr>
-        <w:spacing w:before="120" w:after="0" w:line="240" w:lineRule="auto"/>
+        <w:spacing w:before="120" w:after="120" w:line="240" w:lineRule="auto"/>
         <w:ind w:left="0" w:hanging="567"/>
         <w:contextualSpacing w:val="0"/>
         <w:jc w:val="both"/>
@@ -891,7 +891,7 @@
     </w:p>
     <w:p>
       <w:pPr>
-        <w:spacing w:before="120" w:after="0" w:line="240" w:lineRule="auto"/>
+        <w:spacing w:before="120" w:after="120" w:line="240" w:lineRule="auto"/>
         <w:jc w:val="both"/>
         <w:rPr>
           <w:rFonts w:ascii="Cambria" w:hAnsi="Cambria"/>
@@ -911,7 +911,7 @@
     </w:p>
     <w:p>
       <w:pPr>
-        <w:spacing w:before="120" w:after="0" w:line="240" w:lineRule="auto"/>
+        <w:spacing w:before="120" w:after="120" w:line="240" w:lineRule="auto"/>
         <w:jc w:val="both"/>
         <w:rPr>
           <w:rFonts w:ascii="Cambria" w:hAnsi="Cambria"/>
@@ -934,7 +934,7 @@
         <w:widowControl w:val="0"/>
         <w:autoSpaceDE w:val="0"/>
         <w:autoSpaceDN w:val="0"/>
-        <w:spacing w:before="120" w:after="0" w:line="240" w:lineRule="auto"/>
+        <w:spacing w:before="120" w:after="120" w:line="240" w:lineRule="auto"/>
         <w:ind w:right="142"/>
         <w:jc w:val="both"/>
         <w:rPr>
@@ -949,7 +949,7 @@
           <w:b w:val="0"/>
           <w:i w:val="0"/>
         </w:rPr>
-        <w:t>On 28.04.2025, V.O. Boguslayev was notified of suspicion of committing criminal offenses provided for by Part 5 of Article 191, Part 3 of Article 209 of the CC.</w:t>
+        <w:t>On 28 April 2025, V.O. Boguslayev was notified of suspicion of committing criminal offenses provided for by Part 5 of Article 191, Part 3 of Article 209 of the CC.</w:t>
       </w:r>
     </w:p>
     <w:p>
@@ -957,7 +957,7 @@
         <w:widowControl w:val="0"/>
         <w:autoSpaceDE w:val="0"/>
         <w:autoSpaceDN w:val="0"/>
-        <w:spacing w:before="120" w:after="0" w:line="240" w:lineRule="auto"/>
+        <w:spacing w:before="120" w:after="120" w:line="240" w:lineRule="auto"/>
         <w:ind w:right="142"/>
         <w:jc w:val="both"/>
         <w:rPr>
@@ -973,12 +973,12 @@
           <w:b w:val="0"/>
           <w:i w:val="0"/>
         </w:rPr>
-        <w:t>On 25.04.2025, in the Criminal Proceeding, a Suspicion was drawn up regarding O.V. Boguslayev concerning a crime provided for by Part 3 of Article 209 of the CC.</w:t>
-      </w:r>
-    </w:p>
-    <w:p>
-      <w:pPr>
-        <w:spacing w:before="120" w:after="0" w:line="240" w:lineRule="auto"/>
+        <w:t>On 25 April 2025, in the Criminal Proceeding, a Suspicion was drawn up regarding O.V. Boguslayev concerning a crime provided for by Part 3 of Article 209 of the CC.</w:t>
+      </w:r>
+    </w:p>
+    <w:p>
+      <w:pPr>
+        <w:spacing w:before="120" w:after="120" w:line="240" w:lineRule="auto"/>
         <w:jc w:val="both"/>
         <w:rPr>
           <w:rFonts w:ascii="Cambria" w:eastAsia="Cambria" w:hAnsi="Cambria" w:cs="Cambria"/>
@@ -1003,7 +1003,7 @@
           <w:ilvl w:val="0"/>
           <w:numId w:val="20"/>
         </w:numPr>
-        <w:spacing w:before="120" w:after="0" w:line="240" w:lineRule="auto"/>
+        <w:spacing w:before="120" w:after="120" w:line="240" w:lineRule="auto"/>
         <w:ind w:left="426" w:hanging="426"/>
         <w:contextualSpacing w:val="0"/>
         <w:jc w:val="both"/>
@@ -1030,7 +1030,7 @@
           <w:ilvl w:val="0"/>
           <w:numId w:val="20"/>
         </w:numPr>
-        <w:spacing w:before="120" w:after="0" w:line="240" w:lineRule="auto"/>
+        <w:spacing w:before="120" w:after="120" w:line="240" w:lineRule="auto"/>
         <w:ind w:left="426" w:hanging="426"/>
         <w:contextualSpacing w:val="0"/>
         <w:jc w:val="both"/>
@@ -1057,7 +1057,7 @@
           <w:ilvl w:val="0"/>
           <w:numId w:val="20"/>
         </w:numPr>
-        <w:spacing w:before="120" w:after="0" w:line="240" w:lineRule="auto"/>
+        <w:spacing w:before="120" w:after="120" w:line="240" w:lineRule="auto"/>
         <w:ind w:left="426" w:hanging="426"/>
         <w:contextualSpacing w:val="0"/>
         <w:jc w:val="both"/>
@@ -1079,7 +1079,7 @@
     </w:p>
     <w:p>
       <w:pPr>
-        <w:spacing w:before="120" w:after="0" w:line="240" w:lineRule="auto"/>
+        <w:spacing w:before="120" w:after="120" w:line="240" w:lineRule="auto"/>
         <w:jc w:val="both"/>
         <w:rPr>
           <w:rFonts w:ascii="Cambria" w:eastAsia="Calibri" w:hAnsi="Cambria" w:cs="Times New Roman"/>
@@ -1093,12 +1093,12 @@
           <w:b w:val="0"/>
           <w:i w:val="0"/>
         </w:rPr>
-        <w:t>At the same time, the crimes incriminated by the investigation against V.O. Boguslayev were allegedly committed during the period of his tenure as a People's Deputy of Ukraine – 25.05.2006–29.08.2019 (Annexes 5–8).</w:t>
-      </w:r>
-    </w:p>
-    <w:p>
-      <w:pPr>
-        <w:spacing w:before="120" w:after="0" w:line="240" w:lineRule="auto"/>
+        <w:t>At the same time, the crimes incriminated by the investigation against V.O. Boguslayev were allegedly committed during the period of his tenure as a People's Deputy of Ukraine – 25 May 2006–29 August 2019 (Annexes 5–8).</w:t>
+      </w:r>
+    </w:p>
+    <w:p>
+      <w:pPr>
+        <w:spacing w:before="120" w:after="120" w:line="240" w:lineRule="auto"/>
         <w:jc w:val="both"/>
         <w:rPr>
           <w:rFonts w:ascii="Cambria" w:eastAsia="Calibri" w:hAnsi="Cambria" w:cs="Times New Roman"/>
@@ -1117,7 +1117,7 @@
     </w:p>
     <w:p>
       <w:pPr>
-        <w:spacing w:before="120" w:after="0" w:line="240" w:lineRule="auto"/>
+        <w:spacing w:before="120" w:after="120" w:line="240" w:lineRule="auto"/>
         <w:jc w:val="both"/>
         <w:rPr>
           <w:rFonts w:ascii="Cambria" w:eastAsia="Calibri" w:hAnsi="Cambria" w:cs="Times New Roman"/>
@@ -1136,7 +1136,7 @@
     </w:p>
     <w:p>
       <w:pPr>
-        <w:spacing w:before="120" w:after="0" w:line="240" w:lineRule="auto"/>
+        <w:spacing w:before="120" w:after="120" w:line="240" w:lineRule="auto"/>
         <w:jc w:val="both"/>
         <w:rPr>
           <w:rFonts w:ascii="Cambria" w:eastAsia="Calibri" w:hAnsi="Cambria" w:cs="Times New Roman"/>
@@ -1163,7 +1163,7 @@
     </w:p>
     <w:p>
       <w:pPr>
-        <w:spacing w:before="120" w:after="0" w:line="240" w:lineRule="auto"/>
+        <w:spacing w:before="120" w:after="120" w:line="240" w:lineRule="auto"/>
         <w:jc w:val="both"/>
         <w:rPr>
           <w:rFonts w:ascii="Cambria" w:eastAsia="Calibri" w:hAnsi="Cambria" w:cs="Times New Roman"/>
@@ -1198,7 +1198,7 @@
     </w:p>
     <w:p>
       <w:pPr>
-        <w:spacing w:before="120" w:after="0" w:line="240" w:lineRule="auto"/>
+        <w:spacing w:before="120" w:after="120" w:line="240" w:lineRule="auto"/>
         <w:jc w:val="both"/>
         <w:rPr>
           <w:rFonts w:ascii="Cambria" w:eastAsia="Calibri" w:hAnsi="Cambria" w:cs="Times New Roman"/>
@@ -1217,7 +1217,7 @@
     </w:p>
     <w:p>
       <w:pPr>
-        <w:spacing w:before="120" w:after="0" w:line="240" w:lineRule="auto"/>
+        <w:spacing w:before="120" w:after="120" w:line="240" w:lineRule="auto"/>
         <w:jc w:val="both"/>
         <w:rPr>
           <w:rFonts w:ascii="Cambria" w:eastAsia="Calibri" w:hAnsi="Cambria" w:cs="Times New Roman"/>
@@ -1236,7 +1236,7 @@
     </w:p>
     <w:p>
       <w:pPr>
-        <w:spacing w:before="120" w:after="0" w:line="240" w:lineRule="auto"/>
+        <w:spacing w:before="120" w:after="120" w:line="240" w:lineRule="auto"/>
         <w:jc w:val="both"/>
         <w:rPr>
           <w:rFonts w:ascii="Cambria" w:eastAsia="Calibri" w:hAnsi="Cambria" w:cs="Times New Roman"/>
@@ -1263,7 +1263,7 @@
     </w:p>
     <w:p>
       <w:pPr>
-        <w:spacing w:before="120" w:after="0" w:line="240" w:lineRule="auto"/>
+        <w:spacing w:before="120" w:after="120" w:line="240" w:lineRule="auto"/>
         <w:jc w:val="both"/>
         <w:rPr>
           <w:rFonts w:ascii="Cambria" w:eastAsia="Calibri" w:hAnsi="Cambria" w:cs="Times New Roman"/>
@@ -1287,7 +1287,7 @@
           <w:ilvl w:val="0"/>
           <w:numId w:val="19"/>
         </w:numPr>
-        <w:spacing w:before="120" w:after="0" w:line="240" w:lineRule="auto"/>
+        <w:spacing w:before="120" w:after="120" w:line="240" w:lineRule="auto"/>
         <w:ind w:left="426" w:hanging="426"/>
         <w:contextualSpacing w:val="0"/>
         <w:jc w:val="both"/>
@@ -1325,7 +1325,7 @@
     <w:p>
       <w:pPr>
         <w:pStyle w:val="a3"/>
-        <w:spacing w:before="120" w:after="0" w:line="240" w:lineRule="auto"/>
+        <w:spacing w:before="120" w:after="120" w:line="240" w:lineRule="auto"/>
         <w:ind w:left="426"/>
         <w:contextualSpacing w:val="0"/>
         <w:jc w:val="both"/>
@@ -1351,7 +1351,7 @@
           <w:ilvl w:val="0"/>
           <w:numId w:val="19"/>
         </w:numPr>
-        <w:spacing w:before="120" w:after="0" w:line="240" w:lineRule="auto"/>
+        <w:spacing w:before="120" w:after="120" w:line="240" w:lineRule="auto"/>
         <w:ind w:left="426" w:hanging="426"/>
         <w:contextualSpacing w:val="0"/>
         <w:jc w:val="both"/>
@@ -1380,7 +1380,7 @@
     </w:p>
     <w:p>
       <w:pPr>
-        <w:spacing w:before="120" w:after="0" w:line="240" w:lineRule="auto"/>
+        <w:spacing w:before="120" w:after="120" w:line="240" w:lineRule="auto"/>
         <w:jc w:val="both"/>
         <w:rPr>
           <w:rFonts w:ascii="Cambria" w:eastAsia="Calibri" w:hAnsi="Cambria" w:cs="Times New Roman"/>
@@ -1399,7 +1399,7 @@
     </w:p>
     <w:p>
       <w:pPr>
-        <w:spacing w:before="120" w:after="0" w:line="240" w:lineRule="auto"/>
+        <w:spacing w:before="120" w:after="120" w:line="240" w:lineRule="auto"/>
         <w:jc w:val="both"/>
         <w:rPr>
           <w:rFonts w:ascii="Cambria" w:eastAsia="Calibri" w:hAnsi="Cambria" w:cs="Times New Roman"/>
@@ -1418,7 +1418,7 @@
     </w:p>
     <w:p>
       <w:pPr>
-        <w:spacing w:before="120" w:after="0" w:line="240" w:lineRule="auto"/>
+        <w:spacing w:before="120" w:after="120" w:line="240" w:lineRule="auto"/>
         <w:jc w:val="both"/>
         <w:rPr>
           <w:rFonts w:ascii="Cambria" w:eastAsia="Calibri" w:hAnsi="Cambria" w:cs="Times New Roman"/>
@@ -1447,7 +1447,7 @@
     </w:p>
     <w:p>
       <w:pPr>
-        <w:spacing w:before="120" w:after="0" w:line="240" w:lineRule="auto"/>
+        <w:spacing w:before="120" w:after="120" w:line="240" w:lineRule="auto"/>
         <w:jc w:val="both"/>
         <w:rPr>
           <w:rFonts w:ascii="Cambria" w:eastAsia="Calibri" w:hAnsi="Cambria" w:cs="Times New Roman"/>
@@ -1466,7 +1466,7 @@
     </w:p>
     <w:p>
       <w:pPr>
-        <w:spacing w:before="120" w:after="0" w:line="240" w:lineRule="auto"/>
+        <w:spacing w:before="120" w:after="120" w:line="240" w:lineRule="auto"/>
         <w:jc w:val="both"/>
         <w:rPr>
           <w:rFonts w:ascii="Cambria" w:eastAsia="Calibri" w:hAnsi="Cambria" w:cs="Times New Roman"/>
@@ -1485,7 +1485,7 @@
     </w:p>
     <w:p>
       <w:pPr>
-        <w:spacing w:before="120" w:after="0" w:line="240" w:lineRule="auto"/>
+        <w:spacing w:before="120" w:after="120" w:line="240" w:lineRule="auto"/>
         <w:jc w:val="both"/>
         <w:rPr>
           <w:rFonts w:ascii="Cambria" w:eastAsia="Calibri" w:hAnsi="Cambria" w:cs="Times New Roman"/>
@@ -1535,7 +1535,7 @@
           <w:ilvl w:val="0"/>
           <w:numId w:val="1"/>
         </w:numPr>
-        <w:spacing w:before="120" w:after="0" w:line="240" w:lineRule="auto"/>
+        <w:spacing w:before="120" w:after="120" w:line="240" w:lineRule="auto"/>
         <w:ind w:left="0" w:hanging="567"/>
         <w:contextualSpacing w:val="0"/>
         <w:jc w:val="both"/>
@@ -1557,7 +1557,7 @@
     </w:p>
     <w:p>
       <w:pPr>
-        <w:spacing w:before="120" w:after="0" w:line="240" w:lineRule="auto"/>
+        <w:spacing w:before="120" w:after="120" w:line="240" w:lineRule="auto"/>
         <w:jc w:val="both"/>
         <w:rPr>
           <w:rFonts w:ascii="Cambria" w:eastAsia="Calibri" w:hAnsi="Cambria" w:cs="Times New Roman"/>
@@ -1576,7 +1576,7 @@
     </w:p>
     <w:p>
       <w:pPr>
-        <w:spacing w:before="120" w:after="0" w:line="240" w:lineRule="auto"/>
+        <w:spacing w:before="120" w:after="120" w:line="240" w:lineRule="auto"/>
         <w:jc w:val="both"/>
         <w:rPr>
           <w:rFonts w:ascii="Cambria" w:eastAsia="Calibri" w:hAnsi="Cambria" w:cs="Times New Roman"/>
@@ -1611,7 +1611,7 @@
     </w:p>
     <w:p>
       <w:pPr>
-        <w:spacing w:before="120" w:after="0" w:line="240" w:lineRule="auto"/>
+        <w:spacing w:before="120" w:after="120" w:line="240" w:lineRule="auto"/>
         <w:jc w:val="both"/>
         <w:rPr>
           <w:rFonts w:ascii="Cambria" w:eastAsia="Calibri" w:hAnsi="Cambria" w:cs="Times New Roman"/>
@@ -1638,7 +1638,7 @@
     </w:p>
     <w:p>
       <w:pPr>
-        <w:spacing w:before="120" w:after="0" w:line="240" w:lineRule="auto"/>
+        <w:spacing w:before="120" w:after="120" w:line="240" w:lineRule="auto"/>
         <w:jc w:val="both"/>
         <w:rPr>
           <w:rFonts w:ascii="Cambria" w:eastAsia="Calibri" w:hAnsi="Cambria" w:cs="Times New Roman"/>
@@ -1661,7 +1661,7 @@
           <w:ilvl w:val="0"/>
           <w:numId w:val="9"/>
         </w:numPr>
-        <w:spacing w:before="120" w:after="0" w:line="240" w:lineRule="auto"/>
+        <w:spacing w:before="120" w:after="120" w:line="240" w:lineRule="auto"/>
         <w:ind w:left="426" w:hanging="426"/>
         <w:jc w:val="both"/>
         <w:rPr>
@@ -1685,7 +1685,7 @@
           <w:ilvl w:val="0"/>
           <w:numId w:val="9"/>
         </w:numPr>
-        <w:spacing w:before="120" w:after="0" w:line="240" w:lineRule="auto"/>
+        <w:spacing w:before="120" w:after="120" w:line="240" w:lineRule="auto"/>
         <w:ind w:left="426" w:hanging="426"/>
         <w:jc w:val="both"/>
         <w:rPr>
@@ -1709,7 +1709,7 @@
           <w:ilvl w:val="0"/>
           <w:numId w:val="9"/>
         </w:numPr>
-        <w:spacing w:before="120" w:after="0" w:line="240" w:lineRule="auto"/>
+        <w:spacing w:before="120" w:after="120" w:line="240" w:lineRule="auto"/>
         <w:ind w:left="426" w:hanging="426"/>
         <w:jc w:val="both"/>
         <w:rPr>
@@ -1729,7 +1729,7 @@
     </w:p>
     <w:p>
       <w:pPr>
-        <w:spacing w:before="120" w:after="0" w:line="240" w:lineRule="auto"/>
+        <w:spacing w:before="120" w:after="120" w:line="240" w:lineRule="auto"/>
         <w:jc w:val="both"/>
         <w:rPr>
           <w:rFonts w:ascii="Cambria" w:eastAsia="Calibri" w:hAnsi="Cambria" w:cs="Times New Roman"/>
@@ -1748,7 +1748,7 @@
     </w:p>
     <w:p>
       <w:pPr>
-        <w:spacing w:before="120" w:after="0" w:line="240" w:lineRule="auto"/>
+        <w:spacing w:before="120" w:after="120" w:line="240" w:lineRule="auto"/>
         <w:jc w:val="both"/>
         <w:rPr>
           <w:rFonts w:ascii="Cambria" w:eastAsia="Calibri" w:hAnsi="Cambria" w:cs="Times New Roman"/>
@@ -1771,7 +1771,7 @@
           <w:ilvl w:val="0"/>
           <w:numId w:val="8"/>
         </w:numPr>
-        <w:spacing w:before="120" w:after="0" w:line="240" w:lineRule="auto"/>
+        <w:spacing w:before="120" w:after="120" w:line="240" w:lineRule="auto"/>
         <w:ind w:left="426" w:hanging="426"/>
         <w:jc w:val="both"/>
         <w:rPr>
@@ -1795,7 +1795,7 @@
           <w:ilvl w:val="0"/>
           <w:numId w:val="8"/>
         </w:numPr>
-        <w:spacing w:before="120" w:after="0" w:line="240" w:lineRule="auto"/>
+        <w:spacing w:before="120" w:after="120" w:line="240" w:lineRule="auto"/>
         <w:ind w:left="426" w:hanging="426"/>
         <w:jc w:val="both"/>
         <w:rPr>
@@ -1815,7 +1815,7 @@
     </w:p>
     <w:p>
       <w:pPr>
-        <w:spacing w:before="120" w:after="0" w:line="240" w:lineRule="auto"/>
+        <w:spacing w:before="120" w:after="120" w:line="240" w:lineRule="auto"/>
         <w:jc w:val="both"/>
         <w:rPr>
           <w:rFonts w:ascii="Cambria" w:eastAsia="Calibri" w:hAnsi="Cambria" w:cs="Times New Roman"/>
@@ -1829,12 +1829,12 @@
           <w:b w:val="0"/>
           <w:i w:val="0"/>
         </w:rPr>
-        <w:t>On 07.02.2025, prosecutor Oleksandr Safaryan was included in the group of prosecutors and designated senior prosecutor of the group of prosecutors.</w:t>
-      </w:r>
-    </w:p>
-    <w:p>
-      <w:pPr>
-        <w:spacing w:before="120" w:after="0" w:line="240" w:lineRule="auto"/>
+        <w:t>On 7 February 2025, prosecutor Oleksandr Safaryan was included in the group of prosecutors and designated senior prosecutor of the group of prosecutors.</w:t>
+      </w:r>
+    </w:p>
+    <w:p>
+      <w:pPr>
+        <w:spacing w:before="120" w:after="120" w:line="240" w:lineRule="auto"/>
         <w:jc w:val="both"/>
         <w:rPr>
           <w:rFonts w:ascii="Cambria" w:eastAsia="Calibri" w:hAnsi="Cambria" w:cs="Times New Roman"/>
@@ -1848,12 +1848,12 @@
           <w:b w:val="0"/>
           <w:i w:val="0"/>
         </w:rPr>
-        <w:t>The circumstances necessitating the change of investigative jurisdiction of the Proceeding arose on 25.04.2025 – at the moment of notice of suspicion under Part 5 of Article 191 of the CC to a special subject – V.O. Boguslayev.</w:t>
-      </w:r>
-    </w:p>
-    <w:p>
-      <w:pPr>
-        <w:spacing w:before="120" w:after="0" w:line="240" w:lineRule="auto"/>
+        <w:t>The circumstances necessitating the change of investigative jurisdiction of the Proceeding arose on 25 April 2025 – at the moment of notice of suspicion under Part 5 of Article 191 of the CC to a special subject – V.O. Boguslayev.</w:t>
+      </w:r>
+    </w:p>
+    <w:p>
+      <w:pPr>
+        <w:spacing w:before="120" w:after="120" w:line="240" w:lineRule="auto"/>
         <w:jc w:val="both"/>
         <w:rPr>
           <w:rFonts w:ascii="Cambria" w:eastAsia="Calibri" w:hAnsi="Cambria" w:cs="Times New Roman"/>
@@ -1872,7 +1872,7 @@
     </w:p>
     <w:p>
       <w:pPr>
-        <w:spacing w:before="120" w:after="0" w:line="240" w:lineRule="auto"/>
+        <w:spacing w:before="120" w:after="120" w:line="240" w:lineRule="auto"/>
         <w:jc w:val="both"/>
         <w:rPr>
           <w:rFonts w:ascii="Cambria" w:hAnsi="Cambria"/>
@@ -1887,12 +1887,12 @@
           <w:b w:val="0"/>
           <w:i w:val="0"/>
         </w:rPr>
-        <w:t>Moreover, on 09.12.2025, the defense filed a Motion to Oleksandr Safaryan on determining the investigative jurisdiction of the criminal proceeding to another pre-trial investigation body (Annex 9).</w:t>
-      </w:r>
-    </w:p>
-    <w:p>
-      <w:pPr>
-        <w:spacing w:before="120" w:after="0" w:line="240" w:lineRule="auto"/>
+        <w:t>Moreover, on 9 December 2025, the defense filed a Motion to Oleksandr Safaryan on determining the investigative jurisdiction of the criminal proceeding to another pre-trial investigation body (Annex 9).</w:t>
+      </w:r>
+    </w:p>
+    <w:p>
+      <w:pPr>
+        <w:spacing w:before="120" w:after="120" w:line="240" w:lineRule="auto"/>
         <w:jc w:val="both"/>
         <w:rPr>
           <w:rFonts w:ascii="Cambria" w:hAnsi="Cambria"/>
@@ -1907,12 +1907,12 @@
           <w:b w:val="0"/>
           <w:i w:val="0"/>
         </w:rPr>
-        <w:t>On 23.12.2025, I received the Prosecutor's Ruling dated 12.12.2025, by which the prosecutor refused to satisfy the specified Motion. At the same time, the prosecutor failed to properly take into account the exclusive grounds that clearly and plainly indicate that the Criminal Proceeding is not within the investigative jurisdiction of the MID SSU (Annex 10).</w:t>
-      </w:r>
-    </w:p>
-    <w:p>
-      <w:pPr>
-        <w:spacing w:before="120" w:after="0" w:line="240" w:lineRule="auto"/>
+        <w:t>On 23 December 2025, I received the Prosecutor's Ruling dated 12 December 2025, by which the prosecutor refused to satisfy the specified Motion. At the same time, the prosecutor failed to properly take into account the exclusive grounds that clearly and plainly indicate that the Criminal Proceeding is not within the investigative jurisdiction of the MID SSU (Annex 10).</w:t>
+      </w:r>
+    </w:p>
+    <w:p>
+      <w:pPr>
+        <w:spacing w:before="120" w:after="120" w:line="240" w:lineRule="auto"/>
         <w:jc w:val="both"/>
         <w:rPr>
           <w:rFonts w:ascii="Cambria" w:hAnsi="Cambria"/>
@@ -1932,7 +1932,7 @@
     </w:p>
     <w:p>
       <w:pPr>
-        <w:spacing w:before="120" w:after="0" w:line="240" w:lineRule="auto"/>
+        <w:spacing w:before="120" w:after="120" w:line="240" w:lineRule="auto"/>
         <w:jc w:val="both"/>
         <w:rPr>
           <w:rFonts w:ascii="Cambria" w:hAnsi="Cambria"/>
@@ -1973,7 +1973,7 @@
           <w:ilvl w:val="0"/>
           <w:numId w:val="1"/>
         </w:numPr>
-        <w:spacing w:before="120" w:after="0" w:line="240" w:lineRule="auto"/>
+        <w:spacing w:before="120" w:after="120" w:line="240" w:lineRule="auto"/>
         <w:ind w:left="0" w:hanging="567"/>
         <w:contextualSpacing w:val="0"/>
         <w:jc w:val="both"/>
@@ -1995,7 +1995,7 @@
     </w:p>
     <w:p>
       <w:pPr>
-        <w:spacing w:before="120" w:after="0" w:line="240" w:lineRule="auto"/>
+        <w:spacing w:before="120" w:after="120" w:line="240" w:lineRule="auto"/>
         <w:jc w:val="both"/>
         <w:rPr>
           <w:rFonts w:ascii="Cambria" w:hAnsi="Cambria"/>
@@ -2015,7 +2015,7 @@
     </w:p>
     <w:p>
       <w:pPr>
-        <w:spacing w:before="120" w:after="0" w:line="240" w:lineRule="auto"/>
+        <w:spacing w:before="120" w:after="120" w:line="240" w:lineRule="auto"/>
         <w:jc w:val="both"/>
         <w:rPr>
           <w:rFonts w:ascii="Cambria" w:hAnsi="Cambria"/>
@@ -2040,7 +2040,7 @@
           <w:ilvl w:val="0"/>
           <w:numId w:val="17"/>
         </w:numPr>
-        <w:spacing w:before="120" w:after="0" w:line="240" w:lineRule="auto"/>
+        <w:spacing w:before="120" w:after="120" w:line="240" w:lineRule="auto"/>
         <w:ind w:left="426" w:hanging="426"/>
         <w:contextualSpacing w:val="0"/>
         <w:jc w:val="both"/>
@@ -2067,7 +2067,7 @@
           <w:ilvl w:val="0"/>
           <w:numId w:val="17"/>
         </w:numPr>
-        <w:spacing w:before="120" w:after="0" w:line="240" w:lineRule="auto"/>
+        <w:spacing w:before="120" w:after="120" w:line="240" w:lineRule="auto"/>
         <w:ind w:left="426" w:hanging="426"/>
         <w:contextualSpacing w:val="0"/>
         <w:jc w:val="both"/>
@@ -2089,7 +2089,7 @@
     </w:p>
     <w:p>
       <w:pPr>
-        <w:spacing w:before="120" w:after="0" w:line="240" w:lineRule="auto"/>
+        <w:spacing w:before="120" w:after="120" w:line="240" w:lineRule="auto"/>
         <w:jc w:val="both"/>
         <w:rPr>
           <w:rFonts w:ascii="Cambria" w:hAnsi="Cambria"/>
@@ -2109,7 +2109,7 @@
     </w:p>
     <w:p>
       <w:pPr>
-        <w:spacing w:before="120" w:after="0" w:line="240" w:lineRule="auto"/>
+        <w:spacing w:before="120" w:after="120" w:line="240" w:lineRule="auto"/>
         <w:jc w:val="both"/>
         <w:rPr>
           <w:rFonts w:ascii="Cambria" w:hAnsi="Cambria"/>
@@ -2124,12 +2124,12 @@
           <w:b w:val="0"/>
           <w:i w:val="0"/>
         </w:rPr>
-        <w:t>On 07.02.2025, prosecutor Oleksandr Safaryan was appointed senior prosecutor of the group of prosecutors in the Criminal Proceeding.</w:t>
-      </w:r>
-    </w:p>
-    <w:p>
-      <w:pPr>
-        <w:spacing w:before="120" w:after="0" w:line="240" w:lineRule="auto"/>
+        <w:t>On 7 February 2025, prosecutor Oleksandr Safaryan was appointed senior prosecutor of the group of prosecutors in the Criminal Proceeding.</w:t>
+      </w:r>
+    </w:p>
+    <w:p>
+      <w:pPr>
+        <w:spacing w:before="120" w:after="120" w:line="240" w:lineRule="auto"/>
         <w:jc w:val="both"/>
         <w:rPr>
           <w:rFonts w:ascii="Cambria" w:eastAsia="Calibri" w:hAnsi="Cambria" w:cs="Times New Roman"/>
@@ -2143,12 +2143,12 @@
           <w:b w:val="0"/>
           <w:i w:val="0"/>
         </w:rPr>
-        <w:t>On 25.04.2025, there was a notice of suspicion under Part 5 of Article 191 of the CC to a special subject – V.O. Boguslayev.</w:t>
-      </w:r>
-    </w:p>
-    <w:p>
-      <w:pPr>
-        <w:spacing w:before="120" w:after="0" w:line="240" w:lineRule="auto"/>
+        <w:t>On 25 April 2025, there was a notice of suspicion under Part 5 of Article 191 of the CC to a special subject – V.O. Boguslayev.</w:t>
+      </w:r>
+    </w:p>
+    <w:p>
+      <w:pPr>
+        <w:spacing w:before="120" w:after="120" w:line="240" w:lineRule="auto"/>
         <w:jc w:val="both"/>
         <w:rPr>
           <w:rFonts w:ascii="Cambria" w:hAnsi="Cambria"/>
@@ -2163,12 +2163,12 @@
           <w:b w:val="0"/>
           <w:i w:val="0"/>
         </w:rPr>
-        <w:t>That is, starting from 25.04.2025, prosecutor Oleksandr Safaryan was obligated as procedural supervisor to change the investigative jurisdiction of the Criminal Proceeding.</w:t>
-      </w:r>
-    </w:p>
-    <w:p>
-      <w:pPr>
-        <w:spacing w:before="120" w:after="0" w:line="240" w:lineRule="auto"/>
+        <w:t>That is, starting from 25 April 2025, prosecutor Oleksandr Safaryan was obligated as procedural supervisor to change the investigative jurisdiction of the Criminal Proceeding.</w:t>
+      </w:r>
+    </w:p>
+    <w:p>
+      <w:pPr>
+        <w:spacing w:before="120" w:after="120" w:line="240" w:lineRule="auto"/>
         <w:jc w:val="both"/>
         <w:rPr>
           <w:rFonts w:ascii="Cambria" w:hAnsi="Cambria"/>
@@ -2183,12 +2183,12 @@
           <w:b w:val="0"/>
           <w:i w:val="0"/>
         </w:rPr>
-        <w:t>At the same time, he did not perform the specified actions and continues not to fulfill the duty imposed on him by the CPC of Ukraine. Thereby, he commits continuing inactivity, which has a beginning (25.04.2025) and continues until such time as the prosecutor takes actions to change the pre-trial investigation body of the Criminal Proceeding to NABU.</w:t>
-      </w:r>
-    </w:p>
-    <w:p>
-      <w:pPr>
-        <w:spacing w:before="120" w:after="0" w:line="240" w:lineRule="auto"/>
+        <w:t>At the same time, he did not perform the specified actions and continues not to fulfill the duty imposed on him by the CPC of Ukraine. Thereby, he commits continuing inactivity, which has a beginning (25 April 2025) and continues until such time as the prosecutor takes actions to change the pre-trial investigation body of the Criminal Proceeding to NABU.</w:t>
+      </w:r>
+    </w:p>
+    <w:p>
+      <w:pPr>
+        <w:spacing w:before="120" w:after="120" w:line="240" w:lineRule="auto"/>
         <w:jc w:val="both"/>
         <w:rPr>
           <w:rFonts w:ascii="Cambria" w:hAnsi="Cambria"/>
@@ -2219,7 +2219,7 @@
     </w:p>
     <w:p>
       <w:pPr>
-        <w:spacing w:before="120" w:after="0" w:line="240" w:lineRule="auto"/>
+        <w:spacing w:before="120" w:after="120" w:line="240" w:lineRule="auto"/>
         <w:jc w:val="both"/>
         <w:rPr>
           <w:rFonts w:ascii="Cambria" w:hAnsi="Cambria"/>
@@ -2239,7 +2239,7 @@
     </w:p>
     <w:p>
       <w:pPr>
-        <w:spacing w:before="120" w:after="0" w:line="240" w:lineRule="auto"/>
+        <w:spacing w:before="120" w:after="120" w:line="240" w:lineRule="auto"/>
         <w:jc w:val="center"/>
         <w:rPr>
           <w:rFonts w:ascii="Cambria" w:eastAsia="Calibri" w:hAnsi="Cambria" w:cstheme="minorHAnsi"/>
@@ -2265,7 +2265,7 @@
           <w:ilvl w:val="0"/>
           <w:numId w:val="2"/>
         </w:numPr>
-        <w:spacing w:before="120" w:after="0" w:line="240" w:lineRule="auto"/>
+        <w:spacing w:before="120" w:after="120" w:line="240" w:lineRule="auto"/>
         <w:ind w:left="426" w:hanging="426"/>
         <w:contextualSpacing w:val="0"/>
         <w:jc w:val="both"/>
@@ -2282,7 +2282,7 @@
           <w:b w:val="0"/>
           <w:i w:val="0"/>
         </w:rPr>
-        <w:t>To satisfy the complaint of the defense counsel of O.V. Boguslayev – attorney V.S. Miftakhutdinov, against the inactivity of the prosecutor of the Prosecutor General's Office Oleksandr Safaryan, consisting in failure to adopt a decision on determining another investigative jurisdiction of Criminal Proceeding No. 22017000000000272 dated 06.07.2017.</w:t>
+        <w:t>To satisfy the complaint of the defense counsel of O.V. Boguslayev – attorney V.S. Miftakhutdinov, against the inactivity of the prosecutor of the Prosecutor General's Office Oleksandr Safaryan, consisting in failure to adopt a decision on determining another investigative jurisdiction of Criminal Proceeding No. 22017000000000272 dated 6 July 2017.</w:t>
       </w:r>
     </w:p>
     <w:p>
@@ -2292,7 +2292,7 @@
           <w:ilvl w:val="0"/>
           <w:numId w:val="2"/>
         </w:numPr>
-        <w:spacing w:before="120" w:after="0" w:line="240" w:lineRule="auto"/>
+        <w:spacing w:before="120" w:after="120" w:line="240" w:lineRule="auto"/>
         <w:ind w:left="426" w:hanging="426"/>
         <w:contextualSpacing w:val="0"/>
         <w:jc w:val="both"/>
@@ -2309,7 +2309,7 @@
           <w:b w:val="0"/>
           <w:i w:val="0"/>
         </w:rPr>
-        <w:t>To obligate the prosecutor of the Prosecutor General's Office Oleksandr Safaryan to comply with the requirements of paragraph 3 of Part 2 of Article 218 of the CPC of Ukraine and determine the investigative jurisdiction of Criminal Proceeding No. 22017000000000272 dated 06.07.2017 to the National Anti-Corruption Bureau of Ukraine.</w:t>
+        <w:t>To obligate the prosecutor of the Prosecutor General's Office Oleksandr Safaryan to comply with the requirements of paragraph 3 of Part 2 of Article 218 of the CPC of Ukraine and determine the investigative jurisdiction of Criminal Proceeding No. 22017000000000272 dated 6 July 2017 to the National Anti-Corruption Bureau of Ukraine.</w:t>
       </w:r>
     </w:p>
     <w:p>
@@ -2319,7 +2319,7 @@
           <w:ilvl w:val="0"/>
           <w:numId w:val="2"/>
         </w:numPr>
-        <w:spacing w:before="120" w:after="0" w:line="240" w:lineRule="auto"/>
+        <w:spacing w:before="120" w:after="120" w:line="240" w:lineRule="auto"/>
         <w:ind w:left="426" w:hanging="426"/>
         <w:contextualSpacing w:val="0"/>
         <w:jc w:val="both"/>
@@ -2356,7 +2356,7 @@
     <w:p>
       <w:pPr>
         <w:pStyle w:val="a3"/>
-        <w:spacing w:before="120" w:after="0" w:line="240" w:lineRule="auto"/>
+        <w:spacing w:before="120" w:after="120" w:line="240" w:lineRule="auto"/>
         <w:ind w:left="0"/>
         <w:contextualSpacing w:val="0"/>
         <w:jc w:val="both"/>
@@ -2383,7 +2383,7 @@
           <w:ilvl w:val="0"/>
           <w:numId w:val="3"/>
         </w:numPr>
-        <w:spacing w:before="120" w:after="0" w:line="240" w:lineRule="auto"/>
+        <w:spacing w:before="120" w:after="120" w:line="240" w:lineRule="auto"/>
         <w:ind w:left="426" w:hanging="426"/>
         <w:jc w:val="both"/>
         <w:rPr>
@@ -2408,7 +2408,7 @@
           <w:ilvl w:val="0"/>
           <w:numId w:val="3"/>
         </w:numPr>
-        <w:spacing w:before="120" w:after="0" w:line="240" w:lineRule="auto"/>
+        <w:spacing w:before="120" w:after="120" w:line="240" w:lineRule="auto"/>
         <w:ind w:left="426" w:hanging="426"/>
         <w:jc w:val="both"/>
         <w:rPr>
@@ -2433,7 +2433,7 @@
           <w:ilvl w:val="0"/>
           <w:numId w:val="3"/>
         </w:numPr>
-        <w:spacing w:before="120" w:after="0" w:line="240" w:lineRule="auto"/>
+        <w:spacing w:before="120" w:after="120" w:line="240" w:lineRule="auto"/>
         <w:ind w:left="426" w:hanging="426"/>
         <w:jc w:val="both"/>
         <w:rPr>
@@ -2458,7 +2458,7 @@
           <w:ilvl w:val="0"/>
           <w:numId w:val="3"/>
         </w:numPr>
-        <w:spacing w:before="120" w:after="0" w:line="240" w:lineRule="auto"/>
+        <w:spacing w:before="120" w:after="120" w:line="240" w:lineRule="auto"/>
         <w:ind w:left="426" w:hanging="426"/>
         <w:jc w:val="both"/>
         <w:rPr>
@@ -2474,7 +2474,7 @@
           <w:b w:val="0"/>
           <w:i w:val="0"/>
         </w:rPr>
-        <w:t>Certified copy of the Resolution of the First Deputy Prosecutor General on designating the group of prosecutors dated 07.02.2025.</w:t>
+        <w:t>Certified copy of the Resolution of the First Deputy Prosecutor General on designating the group of prosecutors dated 7 February 2025.</w:t>
       </w:r>
     </w:p>
     <w:p>
@@ -2483,7 +2483,7 @@
           <w:ilvl w:val="0"/>
           <w:numId w:val="3"/>
         </w:numPr>
-        <w:spacing w:before="120" w:after="0" w:line="240" w:lineRule="auto"/>
+        <w:spacing w:before="120" w:after="120" w:line="240" w:lineRule="auto"/>
         <w:ind w:left="426" w:hanging="426"/>
         <w:jc w:val="both"/>
         <w:rPr>
@@ -2498,7 +2498,7 @@
           <w:b w:val="0"/>
           <w:i w:val="0"/>
         </w:rPr>
-        <w:t>Printout from the official website of the Verkhovna Rada of Ukraine regarding V.O. Boguslayev holding the status of a People's Deputy of Ukraine from 25.05.2006 to 23.11.2007 (V convocation).</w:t>
+        <w:t>Printout from the official website of the Verkhovna Rada of Ukraine regarding V.O. Boguslayev holding the status of a People's Deputy of Ukraine from 25 May 2006 to 23 November 2007 (V convocation).</w:t>
       </w:r>
     </w:p>
     <w:p>
@@ -2507,7 +2507,7 @@
           <w:ilvl w:val="0"/>
           <w:numId w:val="3"/>
         </w:numPr>
-        <w:spacing w:before="120" w:after="0" w:line="240" w:lineRule="auto"/>
+        <w:spacing w:before="120" w:after="120" w:line="240" w:lineRule="auto"/>
         <w:ind w:left="426" w:hanging="426"/>
         <w:jc w:val="both"/>
         <w:rPr>
@@ -2522,7 +2522,7 @@
           <w:b w:val="0"/>
           <w:i w:val="0"/>
         </w:rPr>
-        <w:t>Printout from the official website of the Verkhovna Rada of Ukraine regarding V.O. Boguslayev holding the status of a People's Deputy of Ukraine from 23.11.2007 to 12.12.2012 (VI convocation).</w:t>
+        <w:t>Printout from the official website of the Verkhovna Rada of Ukraine regarding V.O. Boguslayev holding the status of a People's Deputy of Ukraine from 23 November 2007 to 12 December 2012 (VI convocation).</w:t>
       </w:r>
     </w:p>
     <w:p>
@@ -2531,7 +2531,7 @@
           <w:ilvl w:val="0"/>
           <w:numId w:val="3"/>
         </w:numPr>
-        <w:spacing w:before="120" w:after="0" w:line="240" w:lineRule="auto"/>
+        <w:spacing w:before="120" w:after="120" w:line="240" w:lineRule="auto"/>
         <w:ind w:left="426" w:hanging="426"/>
         <w:jc w:val="both"/>
         <w:rPr>
@@ -2546,7 +2546,7 @@
           <w:b w:val="0"/>
           <w:i w:val="0"/>
         </w:rPr>
-        <w:t>Printout from the official website of the Verkhovna Rada of Ukraine regarding V.O. Boguslayev holding the status of a People's Deputy of Ukraine from 12.12.2012 to 27.11.2014 (VII convocation).</w:t>
+        <w:t>Printout from the official website of the Verkhovna Rada of Ukraine regarding V.O. Boguslayev holding the status of a People's Deputy of Ukraine from 12 December 2012 to 27 November 2014 (VII convocation).</w:t>
       </w:r>
     </w:p>
     <w:p>
@@ -2555,7 +2555,7 @@
           <w:ilvl w:val="0"/>
           <w:numId w:val="3"/>
         </w:numPr>
-        <w:spacing w:before="120" w:after="0" w:line="240" w:lineRule="auto"/>
+        <w:spacing w:before="120" w:after="120" w:line="240" w:lineRule="auto"/>
         <w:ind w:left="426" w:hanging="426"/>
         <w:jc w:val="both"/>
         <w:rPr>
@@ -2570,7 +2570,7 @@
           <w:b w:val="0"/>
           <w:i w:val="0"/>
         </w:rPr>
-        <w:t>Printout from the official website of the Verkhovna Rada of Ukraine regarding V.O. Boguslayev holding the status of a People's Deputy of Ukraine from 27.11.2014 to 29.08.2019 (VIII convocation).</w:t>
+        <w:t>Printout from the official website of the Verkhovna Rada of Ukraine regarding V.O. Boguslayev holding the status of a People's Deputy of Ukraine from 27 November 2014 to 29 August 2019 (VIII convocation).</w:t>
       </w:r>
     </w:p>
     <w:p>
@@ -2579,7 +2579,7 @@
           <w:ilvl w:val="0"/>
           <w:numId w:val="3"/>
         </w:numPr>
-        <w:spacing w:before="120" w:after="0" w:line="240" w:lineRule="auto"/>
+        <w:spacing w:before="120" w:after="120" w:line="240" w:lineRule="auto"/>
         <w:ind w:left="426" w:hanging="426"/>
         <w:jc w:val="both"/>
         <w:rPr>
@@ -2595,7 +2595,7 @@
           <w:b w:val="0"/>
           <w:i w:val="0"/>
         </w:rPr>
-        <w:t>Certified copy of the Motion on determination of investigative jurisdiction dated 09.12.2025.</w:t>
+        <w:t>Certified copy of the Motion on determination of investigative jurisdiction dated 9 December 2025.</w:t>
       </w:r>
     </w:p>
     <w:p>
@@ -2604,7 +2604,7 @@
           <w:ilvl w:val="0"/>
           <w:numId w:val="3"/>
         </w:numPr>
-        <w:spacing w:before="120" w:after="0" w:line="240" w:lineRule="auto"/>
+        <w:spacing w:before="120" w:after="120" w:line="240" w:lineRule="auto"/>
         <w:ind w:left="426" w:hanging="426"/>
         <w:jc w:val="both"/>
         <w:rPr>
@@ -2620,7 +2620,7 @@
           <w:b w:val="0"/>
           <w:i w:val="0"/>
         </w:rPr>
-        <w:t>Certified copy of the Ruling on refusal to satisfy the Motion on determination of investigative jurisdiction dated 12.12.2025.</w:t>
+        <w:t>Certified copy of the Ruling on refusal to satisfy the Motion on determination of investigative jurisdiction dated 12 December 2025.</w:t>
       </w:r>
     </w:p>
     <w:bookmarkEnd w:id="0"/>
@@ -2638,7 +2638,7 @@
     </w:p>
     <w:p>
       <w:pPr>
-        <w:spacing w:before="120" w:after="0" w:line="240" w:lineRule="auto"/>
+        <w:spacing w:before="120" w:after="120" w:line="240" w:lineRule="auto"/>
         <w:jc w:val="both"/>
         <w:rPr>
           <w:rFonts w:ascii="Cambria" w:hAnsi="Cambria"/>
@@ -2655,12 +2655,12 @@
           <w:b/>
           <w:i w:val="0"/>
         </w:rPr>
-        <w:t>26.12.2025</w:t>
-      </w:r>
-    </w:p>
-    <w:p>
-      <w:pPr>
-        <w:spacing w:before="120" w:after="0" w:line="240" w:lineRule="auto"/>
+        <w:t>26 December 2025</w:t>
+      </w:r>
+    </w:p>
+    <w:p>
+      <w:pPr>
+        <w:spacing w:before="120" w:after="120" w:line="240" w:lineRule="auto"/>
         <w:jc w:val="both"/>
         <w:rPr>
           <w:rFonts w:ascii="Cambria" w:hAnsi="Cambria"/>
@@ -5327,6 +5327,9 @@
     <w:name w:val="Normal"/>
     <w:qFormat/>
     <w:rsid w:val="0005395D"/>
+    <w:pPr>
+      <w:spacing w:before="0" w:after="120"/>
+    </w:pPr>
     <w:rPr>
       <w:rFonts w:asciiTheme="minorHAnsi" w:hAnsiTheme="minorHAnsi" w:cstheme="minorBidi"/>
       <w:szCs w:val="22"/>
